--- a/09_records/20260316_3_Western blot_蛋白样品收集.docx
+++ b/09_records/20260316_3_Western blot_蛋白样品收集.docx
@@ -182,7 +182,6 @@
     <w:tbl>
       <w:tblPr>
         <w:tblW w:w="0" w:type="auto"/>
-        <w:tblInd w:w="3720" w:type="dxa"/>
         <w:tblBorders>
           <w:top w:val="single" w:sz="8" w:space="0" w:color="A3A3A3"/>
           <w:left w:val="single" w:sz="8" w:space="0" w:color="A3A3A3"/>
@@ -198,14 +197,14 @@
         <w:tblDescription w:val=""/>
       </w:tblPr>
       <w:tblGrid>
-        <w:gridCol w:w="1582"/>
-        <w:gridCol w:w="1557"/>
-        <w:gridCol w:w="1427"/>
+        <w:gridCol w:w="1650"/>
+        <w:gridCol w:w="1705"/>
+        <w:gridCol w:w="1657"/>
       </w:tblGrid>
       <w:tr>
         <w:tc>
           <w:tcPr>
-            <w:tcW w:w="1796" w:type="dxa"/>
+            <w:tcW w:w="0" w:type="auto"/>
             <w:tcBorders>
               <w:top w:val="single" w:sz="8" w:space="0" w:color="A3A3A3"/>
               <w:left w:val="single" w:sz="8" w:space="0" w:color="A3A3A3"/>
@@ -225,7 +224,7 @@
               <w:widowControl/>
               <w:jc w:val="left"/>
               <w:rPr>
-                <w:rFonts w:ascii="DengXian" w:eastAsia="DengXian" w:hAnsi="DengXian" w:cs="宋体" w:hint="eastAsia"/>
+                <w:rFonts w:ascii="DengXian" w:eastAsia="DengXian" w:hAnsi="DengXian" w:cs="宋体"/>
                 <w:color w:val="000000"/>
                 <w:kern w:val="0"/>
                 <w:sz w:val="24"/>
@@ -246,7 +245,7 @@
         </w:tc>
         <w:tc>
           <w:tcPr>
-            <w:tcW w:w="1878" w:type="dxa"/>
+            <w:tcW w:w="0" w:type="auto"/>
             <w:tcBorders>
               <w:top w:val="single" w:sz="8" w:space="0" w:color="A3A3A3"/>
               <w:left w:val="single" w:sz="8" w:space="0" w:color="A3A3A3"/>
@@ -266,7 +265,7 @@
               <w:widowControl/>
               <w:jc w:val="left"/>
               <w:rPr>
-                <w:rFonts w:ascii="DengXian" w:eastAsia="DengXian" w:hAnsi="DengXian" w:cs="宋体" w:hint="eastAsia"/>
+                <w:rFonts w:ascii="DengXian" w:eastAsia="DengXian" w:hAnsi="DengXian" w:cs="宋体"/>
                 <w:color w:val="000000"/>
                 <w:kern w:val="0"/>
                 <w:sz w:val="24"/>
@@ -287,7 +286,7 @@
         </w:tc>
         <w:tc>
           <w:tcPr>
-            <w:tcW w:w="1657" w:type="dxa"/>
+            <w:tcW w:w="0" w:type="auto"/>
             <w:tcBorders>
               <w:top w:val="single" w:sz="8" w:space="0" w:color="A3A3A3"/>
               <w:left w:val="single" w:sz="8" w:space="0" w:color="A3A3A3"/>
@@ -307,7 +306,7 @@
               <w:widowControl/>
               <w:jc w:val="left"/>
               <w:rPr>
-                <w:rFonts w:ascii="DengXian" w:eastAsia="DengXian" w:hAnsi="DengXian" w:cs="宋体" w:hint="eastAsia"/>
+                <w:rFonts w:ascii="DengXian" w:eastAsia="DengXian" w:hAnsi="DengXian" w:cs="宋体"/>
                 <w:color w:val="000000"/>
                 <w:kern w:val="0"/>
                 <w:sz w:val="24"/>
@@ -354,7 +353,7 @@
       <w:tr>
         <w:tc>
           <w:tcPr>
-            <w:tcW w:w="1824" w:type="dxa"/>
+            <w:tcW w:w="0" w:type="auto"/>
             <w:tcBorders>
               <w:top w:val="single" w:sz="8" w:space="0" w:color="A3A3A3"/>
               <w:left w:val="single" w:sz="8" w:space="0" w:color="A3A3A3"/>
@@ -374,7 +373,7 @@
               <w:widowControl/>
               <w:jc w:val="left"/>
               <w:rPr>
-                <w:rFonts w:ascii="DengXian" w:eastAsia="DengXian" w:hAnsi="DengXian" w:cs="宋体" w:hint="eastAsia"/>
+                <w:rFonts w:ascii="DengXian" w:eastAsia="DengXian" w:hAnsi="DengXian" w:cs="宋体"/>
                 <w:color w:val="000000"/>
                 <w:kern w:val="0"/>
                 <w:sz w:val="24"/>
@@ -404,7 +403,7 @@
         </w:tc>
         <w:tc>
           <w:tcPr>
-            <w:tcW w:w="1878" w:type="dxa"/>
+            <w:tcW w:w="0" w:type="auto"/>
             <w:tcBorders>
               <w:top w:val="single" w:sz="8" w:space="0" w:color="A3A3A3"/>
               <w:left w:val="single" w:sz="8" w:space="0" w:color="A3A3A3"/>
@@ -424,7 +423,7 @@
               <w:widowControl/>
               <w:jc w:val="right"/>
               <w:rPr>
-                <w:rFonts w:ascii="DengXian" w:eastAsia="DengXian" w:hAnsi="DengXian" w:cs="宋体" w:hint="eastAsia"/>
+                <w:rFonts w:ascii="DengXian" w:eastAsia="DengXian" w:hAnsi="DengXian" w:cs="宋体"/>
                 <w:color w:val="000000"/>
                 <w:kern w:val="0"/>
                 <w:sz w:val="24"/>
@@ -443,7 +442,7 @@
         </w:tc>
         <w:tc>
           <w:tcPr>
-            <w:tcW w:w="1657" w:type="dxa"/>
+            <w:tcW w:w="0" w:type="auto"/>
             <w:tcBorders>
               <w:top w:val="single" w:sz="8" w:space="0" w:color="A3A3A3"/>
               <w:left w:val="single" w:sz="8" w:space="0" w:color="A3A3A3"/>
@@ -463,7 +462,7 @@
               <w:widowControl/>
               <w:jc w:val="right"/>
               <w:rPr>
-                <w:rFonts w:ascii="DengXian" w:eastAsia="DengXian" w:hAnsi="DengXian" w:cs="宋体" w:hint="eastAsia"/>
+                <w:rFonts w:ascii="DengXian" w:eastAsia="DengXian" w:hAnsi="DengXian" w:cs="宋体"/>
                 <w:color w:val="000000"/>
                 <w:kern w:val="0"/>
                 <w:sz w:val="24"/>
@@ -484,7 +483,7 @@
       <w:tr>
         <w:tc>
           <w:tcPr>
-            <w:tcW w:w="1675" w:type="dxa"/>
+            <w:tcW w:w="0" w:type="auto"/>
             <w:tcBorders>
               <w:top w:val="single" w:sz="8" w:space="0" w:color="A3A3A3"/>
               <w:left w:val="single" w:sz="8" w:space="0" w:color="A3A3A3"/>
@@ -504,7 +503,7 @@
               <w:widowControl/>
               <w:jc w:val="left"/>
               <w:rPr>
-                <w:rFonts w:ascii="微软雅黑" w:eastAsia="微软雅黑" w:hAnsi="微软雅黑" w:cs="宋体" w:hint="eastAsia"/>
+                <w:rFonts w:ascii="微软雅黑" w:eastAsia="微软雅黑" w:hAnsi="微软雅黑" w:cs="宋体"/>
                 <w:color w:val="000000"/>
                 <w:kern w:val="0"/>
                 <w:sz w:val="22"/>
@@ -525,7 +524,7 @@
         </w:tc>
         <w:tc>
           <w:tcPr>
-            <w:tcW w:w="1878" w:type="dxa"/>
+            <w:tcW w:w="0" w:type="auto"/>
             <w:tcBorders>
               <w:top w:val="single" w:sz="8" w:space="0" w:color="A3A3A3"/>
               <w:left w:val="single" w:sz="8" w:space="0" w:color="A3A3A3"/>
@@ -545,7 +544,7 @@
               <w:widowControl/>
               <w:jc w:val="right"/>
               <w:rPr>
-                <w:rFonts w:ascii="DengXian" w:eastAsia="DengXian" w:hAnsi="DengXian" w:cs="宋体" w:hint="eastAsia"/>
+                <w:rFonts w:ascii="DengXian" w:eastAsia="DengXian" w:hAnsi="DengXian" w:cs="宋体"/>
                 <w:color w:val="000000"/>
                 <w:kern w:val="0"/>
                 <w:sz w:val="24"/>
@@ -564,7 +563,7 @@
         </w:tc>
         <w:tc>
           <w:tcPr>
-            <w:tcW w:w="1660" w:type="dxa"/>
+            <w:tcW w:w="0" w:type="auto"/>
             <w:tcBorders>
               <w:top w:val="single" w:sz="8" w:space="0" w:color="A3A3A3"/>
               <w:left w:val="single" w:sz="8" w:space="0" w:color="A3A3A3"/>
@@ -584,7 +583,7 @@
               <w:widowControl/>
               <w:jc w:val="right"/>
               <w:rPr>
-                <w:rFonts w:ascii="DengXian" w:eastAsia="DengXian" w:hAnsi="DengXian" w:cs="宋体" w:hint="eastAsia"/>
+                <w:rFonts w:ascii="DengXian" w:eastAsia="DengXian" w:hAnsi="DengXian" w:cs="宋体"/>
                 <w:color w:val="000000"/>
                 <w:kern w:val="0"/>
                 <w:sz w:val="24"/>
@@ -605,7 +604,7 @@
       <w:tr>
         <w:tc>
           <w:tcPr>
-            <w:tcW w:w="1646" w:type="dxa"/>
+            <w:tcW w:w="0" w:type="auto"/>
             <w:tcBorders>
               <w:top w:val="single" w:sz="8" w:space="0" w:color="A3A3A3"/>
               <w:left w:val="single" w:sz="8" w:space="0" w:color="A3A3A3"/>
@@ -625,7 +624,7 @@
               <w:widowControl/>
               <w:jc w:val="left"/>
               <w:rPr>
-                <w:rFonts w:ascii="Calibri" w:eastAsia="宋体" w:hAnsi="Calibri" w:cs="Calibri" w:hint="eastAsia"/>
+                <w:rFonts w:ascii="Calibri" w:eastAsia="宋体" w:hAnsi="Calibri" w:cs="Calibri"/>
                 <w:color w:val="000000"/>
                 <w:kern w:val="0"/>
                 <w:sz w:val="22"/>
@@ -646,7 +645,7 @@
         </w:tc>
         <w:tc>
           <w:tcPr>
-            <w:tcW w:w="1878" w:type="dxa"/>
+            <w:tcW w:w="0" w:type="auto"/>
             <w:tcBorders>
               <w:top w:val="single" w:sz="8" w:space="0" w:color="A3A3A3"/>
               <w:left w:val="single" w:sz="8" w:space="0" w:color="A3A3A3"/>
@@ -685,7 +684,7 @@
         </w:tc>
         <w:tc>
           <w:tcPr>
-            <w:tcW w:w="1688" w:type="dxa"/>
+            <w:tcW w:w="0" w:type="auto"/>
             <w:tcBorders>
               <w:top w:val="single" w:sz="8" w:space="0" w:color="A3A3A3"/>
               <w:left w:val="single" w:sz="8" w:space="0" w:color="A3A3A3"/>
@@ -705,7 +704,7 @@
               <w:widowControl/>
               <w:jc w:val="right"/>
               <w:rPr>
-                <w:rFonts w:ascii="DengXian" w:eastAsia="DengXian" w:hAnsi="DengXian" w:cs="宋体" w:hint="eastAsia"/>
+                <w:rFonts w:ascii="DengXian" w:eastAsia="DengXian" w:hAnsi="DengXian" w:cs="宋体"/>
                 <w:color w:val="000000"/>
                 <w:kern w:val="0"/>
                 <w:sz w:val="24"/>
@@ -726,7 +725,7 @@
       <w:tr>
         <w:tc>
           <w:tcPr>
-            <w:tcW w:w="1646" w:type="dxa"/>
+            <w:tcW w:w="0" w:type="auto"/>
             <w:tcBorders>
               <w:top w:val="single" w:sz="8" w:space="0" w:color="A3A3A3"/>
               <w:left w:val="single" w:sz="8" w:space="0" w:color="A3A3A3"/>
@@ -746,7 +745,7 @@
               <w:widowControl/>
               <w:jc w:val="left"/>
               <w:rPr>
-                <w:rFonts w:ascii="Calibri" w:eastAsia="宋体" w:hAnsi="Calibri" w:cs="Calibri" w:hint="eastAsia"/>
+                <w:rFonts w:ascii="Calibri" w:eastAsia="宋体" w:hAnsi="Calibri" w:cs="Calibri"/>
                 <w:color w:val="000000"/>
                 <w:kern w:val="0"/>
                 <w:sz w:val="22"/>
@@ -767,7 +766,7 @@
         </w:tc>
         <w:tc>
           <w:tcPr>
-            <w:tcW w:w="1878" w:type="dxa"/>
+            <w:tcW w:w="0" w:type="auto"/>
             <w:tcBorders>
               <w:top w:val="single" w:sz="8" w:space="0" w:color="A3A3A3"/>
               <w:left w:val="single" w:sz="8" w:space="0" w:color="A3A3A3"/>
@@ -806,7 +805,7 @@
         </w:tc>
         <w:tc>
           <w:tcPr>
-            <w:tcW w:w="1688" w:type="dxa"/>
+            <w:tcW w:w="0" w:type="auto"/>
             <w:tcBorders>
               <w:top w:val="single" w:sz="8" w:space="0" w:color="A3A3A3"/>
               <w:left w:val="single" w:sz="8" w:space="0" w:color="A3A3A3"/>
@@ -826,7 +825,7 @@
               <w:widowControl/>
               <w:jc w:val="right"/>
               <w:rPr>
-                <w:rFonts w:ascii="DengXian" w:eastAsia="DengXian" w:hAnsi="DengXian" w:cs="宋体" w:hint="eastAsia"/>
+                <w:rFonts w:ascii="DengXian" w:eastAsia="DengXian" w:hAnsi="DengXian" w:cs="宋体"/>
                 <w:color w:val="000000"/>
                 <w:kern w:val="0"/>
                 <w:sz w:val="24"/>
@@ -847,7 +846,7 @@
       <w:tr>
         <w:tc>
           <w:tcPr>
-            <w:tcW w:w="1675" w:type="dxa"/>
+            <w:tcW w:w="0" w:type="auto"/>
             <w:tcBorders>
               <w:top w:val="single" w:sz="8" w:space="0" w:color="A3A3A3"/>
               <w:left w:val="single" w:sz="8" w:space="0" w:color="A3A3A3"/>
@@ -867,7 +866,8 @@
               <w:widowControl/>
               <w:jc w:val="left"/>
               <w:rPr>
-                <w:rFonts w:ascii="微软雅黑" w:eastAsia="微软雅黑" w:hAnsi="微软雅黑" w:cs="宋体" w:hint="eastAsia"/>
+                <w:rFonts w:ascii="微软雅黑" w:eastAsia="微软雅黑" w:hAnsi="微软雅黑" w:cs="宋体"/>
+                <w:strike/>
                 <w:color w:val="000000"/>
                 <w:kern w:val="0"/>
                 <w:sz w:val="22"/>
@@ -877,6 +877,7 @@
             <w:r>
               <w:rPr>
                 <w:rFonts w:ascii="微软雅黑" w:eastAsia="微软雅黑" w:hAnsi="微软雅黑" w:cs="宋体" w:hint="eastAsia"/>
+                <w:strike/>
                 <w:color w:val="000000"/>
                 <w:kern w:val="0"/>
                 <w:sz w:val="22"/>
@@ -888,7 +889,7 @@
         </w:tc>
         <w:tc>
           <w:tcPr>
-            <w:tcW w:w="1878" w:type="dxa"/>
+            <w:tcW w:w="0" w:type="auto"/>
             <w:tcBorders>
               <w:top w:val="single" w:sz="8" w:space="0" w:color="A3A3A3"/>
               <w:left w:val="single" w:sz="8" w:space="0" w:color="A3A3A3"/>
@@ -908,7 +909,8 @@
               <w:widowControl/>
               <w:jc w:val="right"/>
               <w:rPr>
-                <w:rFonts w:ascii="DengXian" w:eastAsia="DengXian" w:hAnsi="DengXian" w:cs="宋体" w:hint="eastAsia"/>
+                <w:rFonts w:ascii="DengXian" w:eastAsia="DengXian" w:hAnsi="DengXian" w:cs="宋体"/>
+                <w:strike/>
                 <w:color w:val="000000"/>
                 <w:kern w:val="0"/>
                 <w:sz w:val="24"/>
@@ -917,6 +919,7 @@
             <w:r>
               <w:rPr>
                 <w:rFonts w:ascii="DengXian" w:eastAsia="DengXian" w:hAnsi="DengXian" w:cs="宋体" w:hint="eastAsia"/>
+                <w:strike/>
                 <w:color w:val="000000"/>
                 <w:kern w:val="0"/>
                 <w:sz w:val="24"/>
@@ -927,7 +930,7 @@
         </w:tc>
         <w:tc>
           <w:tcPr>
-            <w:tcW w:w="1660" w:type="dxa"/>
+            <w:tcW w:w="0" w:type="auto"/>
             <w:tcBorders>
               <w:top w:val="single" w:sz="8" w:space="0" w:color="A3A3A3"/>
               <w:left w:val="single" w:sz="8" w:space="0" w:color="A3A3A3"/>
@@ -947,7 +950,8 @@
               <w:widowControl/>
               <w:jc w:val="right"/>
               <w:rPr>
-                <w:rFonts w:ascii="DengXian" w:eastAsia="DengXian" w:hAnsi="DengXian" w:cs="宋体" w:hint="eastAsia"/>
+                <w:rFonts w:ascii="DengXian" w:eastAsia="DengXian" w:hAnsi="DengXian" w:cs="宋体"/>
+                <w:strike/>
                 <w:color w:val="000000"/>
                 <w:kern w:val="0"/>
                 <w:sz w:val="24"/>
@@ -956,6 +960,7 @@
             <w:r>
               <w:rPr>
                 <w:rFonts w:ascii="DengXian" w:eastAsia="DengXian" w:hAnsi="DengXian" w:cs="宋体" w:hint="eastAsia"/>
+                <w:strike/>
                 <w:color w:val="000000"/>
                 <w:kern w:val="0"/>
                 <w:sz w:val="24"/>
@@ -968,7 +973,7 @@
       <w:tr>
         <w:tc>
           <w:tcPr>
-            <w:tcW w:w="1646" w:type="dxa"/>
+            <w:tcW w:w="0" w:type="auto"/>
             <w:tcBorders>
               <w:top w:val="single" w:sz="8" w:space="0" w:color="A3A3A3"/>
               <w:left w:val="single" w:sz="8" w:space="0" w:color="A3A3A3"/>
@@ -988,7 +993,8 @@
               <w:widowControl/>
               <w:jc w:val="left"/>
               <w:rPr>
-                <w:rFonts w:ascii="Calibri" w:eastAsia="宋体" w:hAnsi="Calibri" w:cs="Calibri" w:hint="eastAsia"/>
+                <w:rFonts w:ascii="Calibri" w:eastAsia="宋体" w:hAnsi="Calibri" w:cs="Calibri"/>
+                <w:strike/>
                 <w:color w:val="000000"/>
                 <w:kern w:val="0"/>
                 <w:sz w:val="22"/>
@@ -998,6 +1004,7 @@
             <w:r>
               <w:rPr>
                 <w:rFonts w:ascii="Calibri" w:eastAsia="宋体" w:hAnsi="Calibri" w:cs="Calibri"/>
+                <w:strike/>
                 <w:color w:val="000000"/>
                 <w:kern w:val="0"/>
                 <w:sz w:val="22"/>
@@ -1009,7 +1016,7 @@
         </w:tc>
         <w:tc>
           <w:tcPr>
-            <w:tcW w:w="1878" w:type="dxa"/>
+            <w:tcW w:w="0" w:type="auto"/>
             <w:tcBorders>
               <w:top w:val="single" w:sz="8" w:space="0" w:color="A3A3A3"/>
               <w:left w:val="single" w:sz="8" w:space="0" w:color="A3A3A3"/>
@@ -1030,6 +1037,7 @@
               <w:jc w:val="right"/>
               <w:rPr>
                 <w:rFonts w:ascii="DengXian" w:eastAsia="DengXian" w:hAnsi="DengXian" w:cs="宋体"/>
+                <w:strike/>
                 <w:color w:val="000000"/>
                 <w:kern w:val="0"/>
                 <w:sz w:val="24"/>
@@ -1038,6 +1046,7 @@
             <w:r>
               <w:rPr>
                 <w:rFonts w:ascii="DengXian" w:eastAsia="DengXian" w:hAnsi="DengXian" w:cs="宋体" w:hint="eastAsia"/>
+                <w:strike/>
                 <w:color w:val="000000"/>
                 <w:kern w:val="0"/>
                 <w:sz w:val="24"/>
@@ -1048,7 +1057,7 @@
         </w:tc>
         <w:tc>
           <w:tcPr>
-            <w:tcW w:w="1688" w:type="dxa"/>
+            <w:tcW w:w="0" w:type="auto"/>
             <w:tcBorders>
               <w:top w:val="single" w:sz="8" w:space="0" w:color="A3A3A3"/>
               <w:left w:val="single" w:sz="8" w:space="0" w:color="A3A3A3"/>
@@ -1068,7 +1077,8 @@
               <w:widowControl/>
               <w:jc w:val="right"/>
               <w:rPr>
-                <w:rFonts w:ascii="DengXian" w:eastAsia="DengXian" w:hAnsi="DengXian" w:cs="宋体" w:hint="eastAsia"/>
+                <w:rFonts w:ascii="DengXian" w:eastAsia="DengXian" w:hAnsi="DengXian" w:cs="宋体"/>
+                <w:strike/>
                 <w:color w:val="000000"/>
                 <w:kern w:val="0"/>
                 <w:sz w:val="24"/>
@@ -1077,6 +1087,7 @@
             <w:r>
               <w:rPr>
                 <w:rFonts w:ascii="DengXian" w:eastAsia="DengXian" w:hAnsi="DengXian" w:cs="宋体" w:hint="eastAsia"/>
+                <w:strike/>
                 <w:color w:val="000000"/>
                 <w:kern w:val="0"/>
                 <w:sz w:val="24"/>
@@ -1089,7 +1100,7 @@
       <w:tr>
         <w:tc>
           <w:tcPr>
-            <w:tcW w:w="1655" w:type="dxa"/>
+            <w:tcW w:w="0" w:type="auto"/>
             <w:tcBorders>
               <w:top w:val="single" w:sz="8" w:space="0" w:color="A3A3A3"/>
               <w:left w:val="single" w:sz="8" w:space="0" w:color="A3A3A3"/>
@@ -1109,16 +1120,19 @@
               <w:widowControl/>
               <w:jc w:val="left"/>
               <w:rPr>
-                <w:rFonts w:ascii="Calibri" w:eastAsia="宋体" w:hAnsi="Calibri" w:cs="Calibri" w:hint="eastAsia"/>
+                <w:rFonts w:ascii="Calibri" w:eastAsia="宋体" w:hAnsi="Calibri" w:cs="Calibri"/>
+                <w:strike/>
                 <w:color w:val="000000"/>
                 <w:kern w:val="0"/>
                 <w:sz w:val="22"/>
                 <w:szCs w:val="22"/>
               </w:rPr>
             </w:pPr>
+            <w:commentRangeStart w:id="0"/>
             <w:r>
               <w:rPr>
                 <w:rFonts w:ascii="Calibri" w:eastAsia="宋体" w:hAnsi="Calibri" w:cs="Calibri"/>
+                <w:strike/>
                 <w:color w:val="000000"/>
                 <w:kern w:val="0"/>
                 <w:sz w:val="22"/>
@@ -1130,7 +1144,7 @@
         </w:tc>
         <w:tc>
           <w:tcPr>
-            <w:tcW w:w="1878" w:type="dxa"/>
+            <w:tcW w:w="0" w:type="auto"/>
             <w:tcBorders>
               <w:top w:val="single" w:sz="8" w:space="0" w:color="A3A3A3"/>
               <w:left w:val="single" w:sz="8" w:space="0" w:color="A3A3A3"/>
@@ -1151,6 +1165,7 @@
               <w:jc w:val="right"/>
               <w:rPr>
                 <w:rFonts w:ascii="DengXian" w:eastAsia="DengXian" w:hAnsi="DengXian" w:cs="宋体"/>
+                <w:strike/>
                 <w:color w:val="000000"/>
                 <w:kern w:val="0"/>
                 <w:sz w:val="24"/>
@@ -1159,6 +1174,7 @@
             <w:r>
               <w:rPr>
                 <w:rFonts w:ascii="DengXian" w:eastAsia="DengXian" w:hAnsi="DengXian" w:cs="宋体" w:hint="eastAsia"/>
+                <w:strike/>
                 <w:color w:val="000000"/>
                 <w:kern w:val="0"/>
                 <w:sz w:val="24"/>
@@ -1169,7 +1185,7 @@
         </w:tc>
         <w:tc>
           <w:tcPr>
-            <w:tcW w:w="1680" w:type="dxa"/>
+            <w:tcW w:w="0" w:type="auto"/>
             <w:tcBorders>
               <w:top w:val="single" w:sz="8" w:space="0" w:color="A3A3A3"/>
               <w:left w:val="single" w:sz="8" w:space="0" w:color="A3A3A3"/>
@@ -1189,7 +1205,8 @@
               <w:widowControl/>
               <w:jc w:val="right"/>
               <w:rPr>
-                <w:rFonts w:ascii="DengXian" w:eastAsia="DengXian" w:hAnsi="DengXian" w:cs="宋体" w:hint="eastAsia"/>
+                <w:rFonts w:ascii="DengXian" w:eastAsia="DengXian" w:hAnsi="DengXian" w:cs="宋体"/>
+                <w:strike/>
                 <w:color w:val="000000"/>
                 <w:kern w:val="0"/>
                 <w:sz w:val="24"/>
@@ -1198,19 +1215,30 @@
             <w:r>
               <w:rPr>
                 <w:rFonts w:ascii="DengXian" w:eastAsia="DengXian" w:hAnsi="DengXian" w:cs="宋体" w:hint="eastAsia"/>
+                <w:strike/>
                 <w:color w:val="000000"/>
                 <w:kern w:val="0"/>
                 <w:sz w:val="24"/>
               </w:rPr>
               <w:t>9.6</w:t>
+            </w:r>
+            <w:commentRangeEnd w:id="0"/>
+            <w:r>
+              <w:rPr>
+                <w:rStyle w:val="af"/>
+              </w:rPr>
+              <w:commentReference w:id="0"/>
             </w:r>
           </w:p>
         </w:tc>
       </w:tr>
       <w:tr>
+        <w:trPr>
+          <w:trHeight w:val="17"/>
+        </w:trPr>
         <w:tc>
           <w:tcPr>
-            <w:tcW w:w="1796" w:type="dxa"/>
+            <w:tcW w:w="0" w:type="auto"/>
             <w:tcBorders>
               <w:top w:val="single" w:sz="8" w:space="0" w:color="A3A3A3"/>
               <w:left w:val="single" w:sz="8" w:space="0" w:color="A3A3A3"/>
@@ -1230,7 +1258,7 @@
               <w:widowControl/>
               <w:jc w:val="center"/>
               <w:rPr>
-                <w:rFonts w:ascii="Calibri" w:eastAsia="宋体" w:hAnsi="Calibri" w:cs="Calibri" w:hint="eastAsia"/>
+                <w:rFonts w:ascii="Calibri" w:eastAsia="宋体" w:hAnsi="Calibri" w:cs="Calibri"/>
                 <w:color w:val="000000"/>
                 <w:kern w:val="0"/>
                 <w:sz w:val="22"/>
@@ -1253,7 +1281,7 @@
         </w:tc>
         <w:tc>
           <w:tcPr>
-            <w:tcW w:w="1701" w:type="dxa"/>
+            <w:tcW w:w="0" w:type="auto"/>
             <w:tcBorders>
               <w:top w:val="single" w:sz="8" w:space="0" w:color="A3A3A3"/>
               <w:left w:val="single" w:sz="8" w:space="0" w:color="A3A3A3"/>
@@ -1292,7 +1320,7 @@
         </w:tc>
         <w:tc>
           <w:tcPr>
-            <w:tcW w:w="1716" w:type="dxa"/>
+            <w:tcW w:w="0" w:type="auto"/>
             <w:tcBorders>
               <w:top w:val="single" w:sz="8" w:space="0" w:color="A3A3A3"/>
               <w:left w:val="single" w:sz="8" w:space="0" w:color="A3A3A3"/>
@@ -1343,7 +1371,7 @@
         <w:jc w:val="left"/>
         <w:textAlignment w:val="center"/>
         <w:rPr>
-          <w:rFonts w:ascii="Calibri" w:eastAsia="宋体" w:hAnsi="Calibri" w:cs="Calibri" w:hint="eastAsia"/>
+          <w:rFonts w:ascii="Calibri" w:eastAsia="宋体" w:hAnsi="Calibri" w:cs="Calibri"/>
           <w:kern w:val="0"/>
           <w:sz w:val="22"/>
           <w:szCs w:val="22"/>
@@ -1356,7 +1384,6 @@
           <w:sz w:val="22"/>
           <w:szCs w:val="22"/>
         </w:rPr>
-        <w:lastRenderedPageBreak/>
         <w:t>（冰上）弃上清，</w:t>
       </w:r>
       <w:r>
@@ -1421,6 +1448,7 @@
           <w:sz w:val="22"/>
           <w:szCs w:val="22"/>
         </w:rPr>
+        <w:lastRenderedPageBreak/>
         <w:t>将收集的样品记录在</w:t>
       </w:r>
       <w:r>
@@ -1615,6 +1643,7 @@
         </w:rPr>
         <w:t>金属浴</w:t>
       </w:r>
+      <w:commentRangeStart w:id="1"/>
       <w:r>
         <w:rPr>
           <w:rFonts w:ascii="Calibri" w:eastAsia="宋体" w:hAnsi="Calibri" w:cs="Calibri"/>
@@ -1631,7 +1660,23 @@
           <w:sz w:val="22"/>
           <w:szCs w:val="22"/>
         </w:rPr>
-        <w:t>（变性完成的标志是液体不再粘稠，</w:t>
+        <w:t>（</w:t>
+      </w:r>
+      <w:commentRangeEnd w:id="1"/>
+      <w:r>
+        <w:rPr>
+          <w:rStyle w:val="af"/>
+        </w:rPr>
+        <w:commentReference w:id="1"/>
+      </w:r>
+      <w:r>
+        <w:rPr>
+          <w:rFonts w:ascii="微软雅黑" w:eastAsia="微软雅黑" w:hAnsi="微软雅黑" w:cs="Calibri" w:hint="eastAsia"/>
+          <w:kern w:val="0"/>
+          <w:sz w:val="22"/>
+          <w:szCs w:val="22"/>
+        </w:rPr>
+        <w:t>变性完成的标志是液体不再粘稠，</w:t>
       </w:r>
       <w:r>
         <w:rPr>
@@ -1870,7 +1915,7 @@
         <w:jc w:val="left"/>
         <w:textAlignment w:val="center"/>
         <w:rPr>
-          <w:rFonts w:ascii="微软雅黑" w:eastAsia="微软雅黑" w:hAnsi="微软雅黑" w:cs="Calibri" w:hint="eastAsia"/>
+          <w:rFonts w:ascii="微软雅黑" w:eastAsia="微软雅黑" w:hAnsi="微软雅黑" w:cs="Calibri"/>
           <w:kern w:val="0"/>
           <w:sz w:val="22"/>
           <w:szCs w:val="22"/>
@@ -1895,6 +1940,64 @@
     </w:sectPr>
   </w:body>
 </w:document>
+</file>
+
+<file path=word/comments.xml><?xml version="1.0" encoding="utf-8"?>
+<w:comments xmlns:wpc="http://schemas.microsoft.com/office/word/2010/wordprocessingCanvas" xmlns:cx="http://schemas.microsoft.com/office/drawing/2014/chartex" xmlns:cx1="http://schemas.microsoft.com/office/drawing/2015/9/8/chartex" xmlns:cx2="http://schemas.microsoft.com/office/drawing/2015/10/21/chartex" xmlns:cx3="http://schemas.microsoft.com/office/drawing/2016/5/9/chartex" xmlns:cx4="http://schemas.microsoft.com/office/drawing/2016/5/10/chartex" xmlns:cx5="http://schemas.microsoft.com/office/drawing/2016/5/11/chartex" xmlns:cx6="http://schemas.microsoft.com/office/drawing/2016/5/12/chartex" xmlns:cx7="http://schemas.microsoft.com/office/drawing/2016/5/13/chartex" xmlns:cx8="http://schemas.microsoft.com/office/drawing/2016/5/14/chartex" xmlns:mc="http://schemas.openxmlformats.org/markup-compatibility/2006" xmlns:aink="http://schemas.microsoft.com/office/drawing/2016/ink" xmlns:am3d="http://schemas.microsoft.com/office/drawing/2017/model3d" xmlns:o="urn:schemas-microsoft-com:office:office" xmlns:oel="http://schemas.microsoft.com/office/2019/extlst" xmlns:r="http://schemas.openxmlformats.org/officeDocument/2006/relationships" xmlns:m="http://schemas.openxmlformats.org/officeDocument/2006/math" xmlns:v="urn:schemas-microsoft-com:vml" xmlns:wp14="http://schemas.microsoft.com/office/word/2010/wordprocessingDrawing" xmlns:wp="http://schemas.openxmlformats.org/drawingml/2006/wordprocessingDrawing" xmlns:w10="urn:schemas-microsoft-com:office:word" xmlns:w="http://schemas.openxmlformats.org/wordprocessingml/2006/main" xmlns:w14="http://schemas.microsoft.com/office/word/2010/wordml" xmlns:w15="http://schemas.microsoft.com/office/word/2012/wordml" xmlns:w16cex="http://schemas.microsoft.com/office/word/2018/wordml/cex" xmlns:w16cid="http://schemas.microsoft.com/office/word/2016/wordml/cid" xmlns:w16="http://schemas.microsoft.com/office/word/2018/wordml" xmlns:w16du="http://schemas.microsoft.com/office/word/2023/wordml/word16du" xmlns:w16sdtdh="http://schemas.microsoft.com/office/word/2020/wordml/sdtdatahash" xmlns:w16sdtfl="http://schemas.microsoft.com/office/word/2024/wordml/sdtformatlock" xmlns:w16se="http://schemas.microsoft.com/office/word/2015/wordml/symex" xmlns:wpg="http://schemas.microsoft.com/office/word/2010/wordprocessingGroup" xmlns:wpi="http://schemas.microsoft.com/office/word/2010/wordprocessingInk" xmlns:wne="http://schemas.microsoft.com/office/word/2006/wordml" xmlns:wps="http://schemas.microsoft.com/office/word/2010/wordprocessingShape" mc:Ignorable="w14 w15 w16se w16cid w16 w16cex w16sdtdh w16sdtfl w16du wp14">
+  <w:comment w:id="0" w:author="宝铭 龚" w:date="2026-03-16T16:02:00Z" w:initials="宝龚">
+    <w:p>
+      <w:pPr>
+        <w:jc w:val="left"/>
+      </w:pPr>
+      <w:r>
+        <w:rPr>
+          <w:rStyle w:val="af"/>
+        </w:rPr>
+        <w:annotationRef/>
+      </w:r>
+      <w:r>
+        <w:t>本次使用100* 磷酸酶抑制剂混合物（mce）替代单独的磷酸酶抑制剂</w:t>
+      </w:r>
+    </w:p>
+  </w:comment>
+  <w:comment w:id="1" w:author="宝铭 龚" w:date="2026-03-16T16:03:00Z" w:initials="宝龚">
+    <w:p>
+      <w:pPr>
+        <w:jc w:val="left"/>
+      </w:pPr>
+      <w:r>
+        <w:rPr>
+          <w:rStyle w:val="af"/>
+        </w:rPr>
+        <w:annotationRef/>
+      </w:r>
+      <w:r>
+        <w:t>20min，但是因为细胞量是6孔板的量，却只加了24孔板的裂解液量（200微），所以难以裂解，在上样品前95度加热以充分裂解</w:t>
+      </w:r>
+    </w:p>
+  </w:comment>
+</w:comments>
+</file>
+
+<file path=word/commentsExtended.xml><?xml version="1.0" encoding="utf-8"?>
+<w15:commentsEx xmlns:wpc="http://schemas.microsoft.com/office/word/2010/wordprocessingCanvas" xmlns:cx="http://schemas.microsoft.com/office/drawing/2014/chartex" xmlns:cx1="http://schemas.microsoft.com/office/drawing/2015/9/8/chartex" xmlns:cx2="http://schemas.microsoft.com/office/drawing/2015/10/21/chartex" xmlns:cx3="http://schemas.microsoft.com/office/drawing/2016/5/9/chartex" xmlns:cx4="http://schemas.microsoft.com/office/drawing/2016/5/10/chartex" xmlns:cx5="http://schemas.microsoft.com/office/drawing/2016/5/11/chartex" xmlns:cx6="http://schemas.microsoft.com/office/drawing/2016/5/12/chartex" xmlns:cx7="http://schemas.microsoft.com/office/drawing/2016/5/13/chartex" xmlns:cx8="http://schemas.microsoft.com/office/drawing/2016/5/14/chartex" xmlns:mc="http://schemas.openxmlformats.org/markup-compatibility/2006" xmlns:aink="http://schemas.microsoft.com/office/drawing/2016/ink" xmlns:am3d="http://schemas.microsoft.com/office/drawing/2017/model3d" xmlns:o="urn:schemas-microsoft-com:office:office" xmlns:oel="http://schemas.microsoft.com/office/2019/extlst" xmlns:r="http://schemas.openxmlformats.org/officeDocument/2006/relationships" xmlns:m="http://schemas.openxmlformats.org/officeDocument/2006/math" xmlns:v="urn:schemas-microsoft-com:vml" xmlns:wp14="http://schemas.microsoft.com/office/word/2010/wordprocessingDrawing" xmlns:wp="http://schemas.openxmlformats.org/drawingml/2006/wordprocessingDrawing" xmlns:w10="urn:schemas-microsoft-com:office:word" xmlns:w="http://schemas.openxmlformats.org/wordprocessingml/2006/main" xmlns:w14="http://schemas.microsoft.com/office/word/2010/wordml" xmlns:w15="http://schemas.microsoft.com/office/word/2012/wordml" xmlns:w16cex="http://schemas.microsoft.com/office/word/2018/wordml/cex" xmlns:w16cid="http://schemas.microsoft.com/office/word/2016/wordml/cid" xmlns:w16="http://schemas.microsoft.com/office/word/2018/wordml" xmlns:w16du="http://schemas.microsoft.com/office/word/2023/wordml/word16du" xmlns:w16sdtdh="http://schemas.microsoft.com/office/word/2020/wordml/sdtdatahash" xmlns:w16sdtfl="http://schemas.microsoft.com/office/word/2024/wordml/sdtformatlock" xmlns:w16se="http://schemas.microsoft.com/office/word/2015/wordml/symex" xmlns:wpg="http://schemas.microsoft.com/office/word/2010/wordprocessingGroup" xmlns:wpi="http://schemas.microsoft.com/office/word/2010/wordprocessingInk" xmlns:wne="http://schemas.microsoft.com/office/word/2006/wordml" xmlns:wps="http://schemas.microsoft.com/office/word/2010/wordprocessingShape" mc:Ignorable="w14 w15 w16se w16cid w16 w16cex w16sdtdh w16sdtfl w16du wp14">
+  <w15:commentEx w15:paraId="1634EBAB" w15:done="0"/>
+  <w15:commentEx w15:paraId="058BB3C5" w15:done="0"/>
+</w15:commentsEx>
+</file>
+
+<file path=word/commentsExtensible.xml><?xml version="1.0" encoding="utf-8"?>
+<w16cex:commentsExtensible xmlns:wpc="http://schemas.microsoft.com/office/word/2010/wordprocessingCanvas" xmlns:cx="http://schemas.microsoft.com/office/drawing/2014/chartex" xmlns:cx1="http://schemas.microsoft.com/office/drawing/2015/9/8/chartex" xmlns:cx2="http://schemas.microsoft.com/office/drawing/2015/10/21/chartex" xmlns:cx3="http://schemas.microsoft.com/office/drawing/2016/5/9/chartex" xmlns:cx4="http://schemas.microsoft.com/office/drawing/2016/5/10/chartex" xmlns:cx5="http://schemas.microsoft.com/office/drawing/2016/5/11/chartex" xmlns:cx6="http://schemas.microsoft.com/office/drawing/2016/5/12/chartex" xmlns:cx7="http://schemas.microsoft.com/office/drawing/2016/5/13/chartex" xmlns:cx8="http://schemas.microsoft.com/office/drawing/2016/5/14/chartex" xmlns:cr="http://schemas.microsoft.com/office/comments/2020/reactions" xmlns:mc="http://schemas.openxmlformats.org/markup-compatibility/2006" xmlns:aink="http://schemas.microsoft.com/office/drawing/2016/ink" xmlns:am3d="http://schemas.microsoft.com/office/drawing/2017/model3d" xmlns:o="urn:schemas-microsoft-com:office:office" xmlns:oel="http://schemas.microsoft.com/office/2019/extlst" xmlns:r="http://schemas.openxmlformats.org/officeDocument/2006/relationships" xmlns:m="http://schemas.openxmlformats.org/officeDocument/2006/math" xmlns:v="urn:schemas-microsoft-com:vml" xmlns:wp14="http://schemas.microsoft.com/office/word/2010/wordprocessingDrawing" xmlns:wp="http://schemas.openxmlformats.org/drawingml/2006/wordprocessingDrawing" xmlns:w10="urn:schemas-microsoft-com:office:word" xmlns:w="http://schemas.openxmlformats.org/wordprocessingml/2006/main" xmlns:w14="http://schemas.microsoft.com/office/word/2010/wordml" xmlns:w15="http://schemas.microsoft.com/office/word/2012/wordml" xmlns:w16cex="http://schemas.microsoft.com/office/word/2018/wordml/cex" xmlns:w16cid="http://schemas.microsoft.com/office/word/2016/wordml/cid" xmlns:w16="http://schemas.microsoft.com/office/word/2018/wordml" xmlns:w16du="http://schemas.microsoft.com/office/word/2023/wordml/word16du" xmlns:w16sdtdh="http://schemas.microsoft.com/office/word/2020/wordml/sdtdatahash" xmlns:w16sdtfl="http://schemas.microsoft.com/office/word/2024/wordml/sdtformatlock" xmlns:w16se="http://schemas.microsoft.com/office/word/2015/wordml/symex" xmlns:wpg="http://schemas.microsoft.com/office/word/2010/wordprocessingGroup" xmlns:wpi="http://schemas.microsoft.com/office/word/2010/wordprocessingInk" xmlns:wne="http://schemas.microsoft.com/office/word/2006/wordml" xmlns:wps="http://schemas.microsoft.com/office/word/2010/wordprocessingShape" mc:Ignorable="w14 w15 w16se w16cid w16 w16cex w16sdtdh w16sdtfl cr w16du wp14">
+  <w16cex:commentExtensible w16cex:durableId="6A3F6572" w16cex:dateUtc="2026-03-16T08:02:00Z"/>
+  <w16cex:commentExtensible w16cex:durableId="576C3BD8" w16cex:dateUtc="2026-03-16T08:03:00Z"/>
+</w16cex:commentsExtensible>
+</file>
+
+<file path=word/commentsIds.xml><?xml version="1.0" encoding="utf-8"?>
+<w16cid:commentsIds xmlns:wpc="http://schemas.microsoft.com/office/word/2010/wordprocessingCanvas" xmlns:cx="http://schemas.microsoft.com/office/drawing/2014/chartex" xmlns:cx1="http://schemas.microsoft.com/office/drawing/2015/9/8/chartex" xmlns:cx2="http://schemas.microsoft.com/office/drawing/2015/10/21/chartex" xmlns:cx3="http://schemas.microsoft.com/office/drawing/2016/5/9/chartex" xmlns:cx4="http://schemas.microsoft.com/office/drawing/2016/5/10/chartex" xmlns:cx5="http://schemas.microsoft.com/office/drawing/2016/5/11/chartex" xmlns:cx6="http://schemas.microsoft.com/office/drawing/2016/5/12/chartex" xmlns:cx7="http://schemas.microsoft.com/office/drawing/2016/5/13/chartex" xmlns:cx8="http://schemas.microsoft.com/office/drawing/2016/5/14/chartex" xmlns:mc="http://schemas.openxmlformats.org/markup-compatibility/2006" xmlns:aink="http://schemas.microsoft.com/office/drawing/2016/ink" xmlns:am3d="http://schemas.microsoft.com/office/drawing/2017/model3d" xmlns:o="urn:schemas-microsoft-com:office:office" xmlns:oel="http://schemas.microsoft.com/office/2019/extlst" xmlns:r="http://schemas.openxmlformats.org/officeDocument/2006/relationships" xmlns:m="http://schemas.openxmlformats.org/officeDocument/2006/math" xmlns:v="urn:schemas-microsoft-com:vml" xmlns:wp14="http://schemas.microsoft.com/office/word/2010/wordprocessingDrawing" xmlns:wp="http://schemas.openxmlformats.org/drawingml/2006/wordprocessingDrawing" xmlns:w10="urn:schemas-microsoft-com:office:word" xmlns:w="http://schemas.openxmlformats.org/wordprocessingml/2006/main" xmlns:w14="http://schemas.microsoft.com/office/word/2010/wordml" xmlns:w15="http://schemas.microsoft.com/office/word/2012/wordml" xmlns:w16cex="http://schemas.microsoft.com/office/word/2018/wordml/cex" xmlns:w16cid="http://schemas.microsoft.com/office/word/2016/wordml/cid" xmlns:w16="http://schemas.microsoft.com/office/word/2018/wordml" xmlns:w16du="http://schemas.microsoft.com/office/word/2023/wordml/word16du" xmlns:w16sdtdh="http://schemas.microsoft.com/office/word/2020/wordml/sdtdatahash" xmlns:w16sdtfl="http://schemas.microsoft.com/office/word/2024/wordml/sdtformatlock" xmlns:w16se="http://schemas.microsoft.com/office/word/2015/wordml/symex" xmlns:wpg="http://schemas.microsoft.com/office/word/2010/wordprocessingGroup" xmlns:wpi="http://schemas.microsoft.com/office/word/2010/wordprocessingInk" xmlns:wne="http://schemas.microsoft.com/office/word/2006/wordml" xmlns:wps="http://schemas.microsoft.com/office/word/2010/wordprocessingShape" mc:Ignorable="w14 w15 w16se w16cid w16 w16cex w16sdtdh w16sdtfl w16du wp14">
+  <w16cid:commentId w16cid:paraId="1634EBAB" w16cid:durableId="6A3F6572"/>
+  <w16cid:commentId w16cid:paraId="058BB3C5" w16cid:durableId="576C3BD8"/>
+</w16cid:commentsIds>
 </file>
 
 <file path=word/numbering.xml><?xml version="1.0" encoding="utf-8"?>
@@ -2439,6 +2542,14 @@
     </w:lvlOverride>
   </w:num>
 </w:numbering>
+</file>
+
+<file path=word/people.xml><?xml version="1.0" encoding="utf-8"?>
+<w15:people xmlns:wpc="http://schemas.microsoft.com/office/word/2010/wordprocessingCanvas" xmlns:cx="http://schemas.microsoft.com/office/drawing/2014/chartex" xmlns:cx1="http://schemas.microsoft.com/office/drawing/2015/9/8/chartex" xmlns:cx2="http://schemas.microsoft.com/office/drawing/2015/10/21/chartex" xmlns:cx3="http://schemas.microsoft.com/office/drawing/2016/5/9/chartex" xmlns:cx4="http://schemas.microsoft.com/office/drawing/2016/5/10/chartex" xmlns:cx5="http://schemas.microsoft.com/office/drawing/2016/5/11/chartex" xmlns:cx6="http://schemas.microsoft.com/office/drawing/2016/5/12/chartex" xmlns:cx7="http://schemas.microsoft.com/office/drawing/2016/5/13/chartex" xmlns:cx8="http://schemas.microsoft.com/office/drawing/2016/5/14/chartex" xmlns:mc="http://schemas.openxmlformats.org/markup-compatibility/2006" xmlns:aink="http://schemas.microsoft.com/office/drawing/2016/ink" xmlns:am3d="http://schemas.microsoft.com/office/drawing/2017/model3d" xmlns:o="urn:schemas-microsoft-com:office:office" xmlns:oel="http://schemas.microsoft.com/office/2019/extlst" xmlns:r="http://schemas.openxmlformats.org/officeDocument/2006/relationships" xmlns:m="http://schemas.openxmlformats.org/officeDocument/2006/math" xmlns:v="urn:schemas-microsoft-com:vml" xmlns:wp14="http://schemas.microsoft.com/office/word/2010/wordprocessingDrawing" xmlns:wp="http://schemas.openxmlformats.org/drawingml/2006/wordprocessingDrawing" xmlns:w10="urn:schemas-microsoft-com:office:word" xmlns:w="http://schemas.openxmlformats.org/wordprocessingml/2006/main" xmlns:w14="http://schemas.microsoft.com/office/word/2010/wordml" xmlns:w15="http://schemas.microsoft.com/office/word/2012/wordml" xmlns:w16cex="http://schemas.microsoft.com/office/word/2018/wordml/cex" xmlns:w16cid="http://schemas.microsoft.com/office/word/2016/wordml/cid" xmlns:w16="http://schemas.microsoft.com/office/word/2018/wordml" xmlns:w16du="http://schemas.microsoft.com/office/word/2023/wordml/word16du" xmlns:w16sdtdh="http://schemas.microsoft.com/office/word/2020/wordml/sdtdatahash" xmlns:w16sdtfl="http://schemas.microsoft.com/office/word/2024/wordml/sdtformatlock" xmlns:w16se="http://schemas.microsoft.com/office/word/2015/wordml/symex" xmlns:wpg="http://schemas.microsoft.com/office/word/2010/wordprocessingGroup" xmlns:wpi="http://schemas.microsoft.com/office/word/2010/wordprocessingInk" xmlns:wne="http://schemas.microsoft.com/office/word/2006/wordml" xmlns:wps="http://schemas.microsoft.com/office/word/2010/wordprocessingShape" mc:Ignorable="w14 w15 w16se w16cid w16 w16cex w16sdtdh w16sdtfl w16du wp14">
+  <w15:person w15:author="宝铭 龚">
+    <w15:presenceInfo w15:providerId="Windows Live" w15:userId="47025793d5803e8d"/>
+  </w15:person>
+</w15:people>
 </file>
 
 <file path=word/styles.xml><?xml version="1.0" encoding="utf-8"?>
@@ -3378,6 +3489,64 @@
       <w:sz w:val="24"/>
     </w:rPr>
   </w:style>
+  <w:style w:type="character" w:styleId="af">
+    <w:name w:val="annotation reference"/>
+    <w:basedOn w:val="a0"/>
+    <w:uiPriority w:val="99"/>
+    <w:semiHidden/>
+    <w:unhideWhenUsed/>
+    <w:rsid w:val="002C7D70"/>
+    <w:rPr>
+      <w:sz w:val="21"/>
+      <w:szCs w:val="21"/>
+    </w:rPr>
+  </w:style>
+  <w:style w:type="paragraph" w:styleId="af0">
+    <w:name w:val="annotation text"/>
+    <w:basedOn w:val="a"/>
+    <w:link w:val="af1"/>
+    <w:uiPriority w:val="99"/>
+    <w:semiHidden/>
+    <w:unhideWhenUsed/>
+    <w:rsid w:val="002C7D70"/>
+    <w:pPr>
+      <w:jc w:val="left"/>
+    </w:pPr>
+  </w:style>
+  <w:style w:type="character" w:customStyle="1" w:styleId="af1">
+    <w:name w:val="批注文字 字符"/>
+    <w:basedOn w:val="a0"/>
+    <w:link w:val="af0"/>
+    <w:uiPriority w:val="99"/>
+    <w:semiHidden/>
+    <w:rsid w:val="002C7D70"/>
+  </w:style>
+  <w:style w:type="paragraph" w:styleId="af2">
+    <w:name w:val="annotation subject"/>
+    <w:basedOn w:val="af0"/>
+    <w:next w:val="af0"/>
+    <w:link w:val="af3"/>
+    <w:uiPriority w:val="99"/>
+    <w:semiHidden/>
+    <w:unhideWhenUsed/>
+    <w:rsid w:val="002C7D70"/>
+    <w:rPr>
+      <w:b/>
+      <w:bCs/>
+    </w:rPr>
+  </w:style>
+  <w:style w:type="character" w:customStyle="1" w:styleId="af3">
+    <w:name w:val="批注主题 字符"/>
+    <w:basedOn w:val="af1"/>
+    <w:link w:val="af2"/>
+    <w:uiPriority w:val="99"/>
+    <w:semiHidden/>
+    <w:rsid w:val="002C7D70"/>
+    <w:rPr>
+      <w:b/>
+      <w:bCs/>
+    </w:rPr>
+  </w:style>
 </w:styles>
 </file>
 
